--- a/Districts in Bihar.docx
+++ b/Districts in Bihar.docx
@@ -12,6 +12,7 @@
           <w:bCs/>
           <w:sz w:val="27"/>
           <w:szCs w:val="27"/>
+          <w:highlight w:val="green"/>
           <w:lang w:eastAsia="en-IN"/>
         </w:rPr>
       </w:pPr>
@@ -22,6 +23,7 @@
           <w:bCs/>
           <w:sz w:val="27"/>
           <w:szCs w:val="27"/>
+          <w:highlight w:val="green"/>
           <w:lang w:eastAsia="en-IN"/>
         </w:rPr>
         <w:t>1. Patna Division</w:t>
@@ -61,13 +63,15 @@
         <w:rPr>
           <w:rFonts w:eastAsia="Times New Roman" w:cs="Times New Roman"/>
           <w:szCs w:val="24"/>
-          <w:lang w:eastAsia="en-IN"/>
-        </w:rPr>
-      </w:pPr>
-      <w:r>
-        <w:rPr>
-          <w:rFonts w:eastAsia="Times New Roman" w:cs="Times New Roman"/>
-          <w:szCs w:val="24"/>
+          <w:highlight w:val="green"/>
+          <w:lang w:eastAsia="en-IN"/>
+        </w:rPr>
+      </w:pPr>
+      <w:r>
+        <w:rPr>
+          <w:rFonts w:eastAsia="Times New Roman" w:cs="Times New Roman"/>
+          <w:szCs w:val="24"/>
+          <w:highlight w:val="green"/>
           <w:lang w:eastAsia="en-IN"/>
         </w:rPr>
         <w:t>Nalanda</w:t>
@@ -83,19 +87,19 @@
         <w:rPr>
           <w:rFonts w:eastAsia="Times New Roman" w:cs="Times New Roman"/>
           <w:szCs w:val="24"/>
-          <w:lang w:eastAsia="en-IN"/>
-        </w:rPr>
-      </w:pPr>
-      <w:proofErr w:type="spellStart"/>
-      <w:r>
-        <w:rPr>
-          <w:rFonts w:eastAsia="Times New Roman" w:cs="Times New Roman"/>
-          <w:szCs w:val="24"/>
+          <w:highlight w:val="green"/>
+          <w:lang w:eastAsia="en-IN"/>
+        </w:rPr>
+      </w:pPr>
+      <w:r>
+        <w:rPr>
+          <w:rFonts w:eastAsia="Times New Roman" w:cs="Times New Roman"/>
+          <w:szCs w:val="24"/>
+          <w:highlight w:val="green"/>
           <w:lang w:eastAsia="en-IN"/>
         </w:rPr>
         <w:t>Bhojpur</w:t>
       </w:r>
-      <w:proofErr w:type="spellEnd"/>
     </w:p>
     <w:p>
       <w:pPr>
@@ -107,19 +111,19 @@
         <w:rPr>
           <w:rFonts w:eastAsia="Times New Roman" w:cs="Times New Roman"/>
           <w:szCs w:val="24"/>
-          <w:lang w:eastAsia="en-IN"/>
-        </w:rPr>
-      </w:pPr>
-      <w:proofErr w:type="spellStart"/>
-      <w:r>
-        <w:rPr>
-          <w:rFonts w:eastAsia="Times New Roman" w:cs="Times New Roman"/>
-          <w:szCs w:val="24"/>
+          <w:highlight w:val="green"/>
+          <w:lang w:eastAsia="en-IN"/>
+        </w:rPr>
+      </w:pPr>
+      <w:r>
+        <w:rPr>
+          <w:rFonts w:eastAsia="Times New Roman" w:cs="Times New Roman"/>
+          <w:szCs w:val="24"/>
+          <w:highlight w:val="green"/>
           <w:lang w:eastAsia="en-IN"/>
         </w:rPr>
         <w:t>Buxar</w:t>
       </w:r>
-      <w:proofErr w:type="spellEnd"/>
     </w:p>
     <w:p>
       <w:pPr>
@@ -131,19 +135,19 @@
         <w:rPr>
           <w:rFonts w:eastAsia="Times New Roman" w:cs="Times New Roman"/>
           <w:szCs w:val="24"/>
-          <w:lang w:eastAsia="en-IN"/>
-        </w:rPr>
-      </w:pPr>
-      <w:proofErr w:type="spellStart"/>
-      <w:r>
-        <w:rPr>
-          <w:rFonts w:eastAsia="Times New Roman" w:cs="Times New Roman"/>
-          <w:szCs w:val="24"/>
+          <w:highlight w:val="green"/>
+          <w:lang w:eastAsia="en-IN"/>
+        </w:rPr>
+      </w:pPr>
+      <w:r>
+        <w:rPr>
+          <w:rFonts w:eastAsia="Times New Roman" w:cs="Times New Roman"/>
+          <w:szCs w:val="24"/>
+          <w:highlight w:val="green"/>
           <w:lang w:eastAsia="en-IN"/>
         </w:rPr>
         <w:t>Rohtas</w:t>
       </w:r>
-      <w:proofErr w:type="spellEnd"/>
     </w:p>
     <w:p>
       <w:pPr>
@@ -155,19 +159,19 @@
         <w:rPr>
           <w:rFonts w:eastAsia="Times New Roman" w:cs="Times New Roman"/>
           <w:szCs w:val="24"/>
-          <w:lang w:eastAsia="en-IN"/>
-        </w:rPr>
-      </w:pPr>
-      <w:proofErr w:type="spellStart"/>
-      <w:r>
-        <w:rPr>
-          <w:rFonts w:eastAsia="Times New Roman" w:cs="Times New Roman"/>
-          <w:szCs w:val="24"/>
+          <w:highlight w:val="green"/>
+          <w:lang w:eastAsia="en-IN"/>
+        </w:rPr>
+      </w:pPr>
+      <w:r>
+        <w:rPr>
+          <w:rFonts w:eastAsia="Times New Roman" w:cs="Times New Roman"/>
+          <w:szCs w:val="24"/>
+          <w:highlight w:val="green"/>
           <w:lang w:eastAsia="en-IN"/>
         </w:rPr>
         <w:t>Kaimur</w:t>
       </w:r>
-      <w:proofErr w:type="spellEnd"/>
     </w:p>
     <w:p>
       <w:pPr>
@@ -179,6 +183,7 @@
           <w:bCs/>
           <w:sz w:val="27"/>
           <w:szCs w:val="27"/>
+          <w:highlight w:val="green"/>
           <w:lang w:eastAsia="en-IN"/>
         </w:rPr>
       </w:pPr>
@@ -189,6 +194,7 @@
           <w:bCs/>
           <w:sz w:val="27"/>
           <w:szCs w:val="27"/>
+          <w:highlight w:val="green"/>
           <w:lang w:eastAsia="en-IN"/>
         </w:rPr>
         <w:t>2. Muzaffarpur Division</w:t>
@@ -280,7 +286,6 @@
           <w:lang w:eastAsia="en-IN"/>
         </w:rPr>
       </w:pPr>
-      <w:proofErr w:type="spellStart"/>
       <w:r>
         <w:rPr>
           <w:rFonts w:eastAsia="Times New Roman" w:cs="Times New Roman"/>
@@ -290,7 +295,6 @@
         </w:rPr>
         <w:t>Sheohar</w:t>
       </w:r>
-      <w:proofErr w:type="spellEnd"/>
     </w:p>
     <w:p>
       <w:pPr>
@@ -302,19 +306,19 @@
         <w:rPr>
           <w:rFonts w:eastAsia="Times New Roman" w:cs="Times New Roman"/>
           <w:szCs w:val="24"/>
-          <w:lang w:eastAsia="en-IN"/>
-        </w:rPr>
-      </w:pPr>
-      <w:proofErr w:type="spellStart"/>
-      <w:r>
-        <w:rPr>
-          <w:rFonts w:eastAsia="Times New Roman" w:cs="Times New Roman"/>
-          <w:szCs w:val="24"/>
+          <w:highlight w:val="green"/>
+          <w:lang w:eastAsia="en-IN"/>
+        </w:rPr>
+      </w:pPr>
+      <w:r>
+        <w:rPr>
+          <w:rFonts w:eastAsia="Times New Roman" w:cs="Times New Roman"/>
+          <w:szCs w:val="24"/>
+          <w:highlight w:val="green"/>
           <w:lang w:eastAsia="en-IN"/>
         </w:rPr>
         <w:t>Motihari</w:t>
       </w:r>
-      <w:proofErr w:type="spellEnd"/>
     </w:p>
     <w:p>
       <w:pPr>
@@ -326,19 +330,19 @@
         <w:rPr>
           <w:rFonts w:eastAsia="Times New Roman" w:cs="Times New Roman"/>
           <w:szCs w:val="24"/>
-          <w:lang w:eastAsia="en-IN"/>
-        </w:rPr>
-      </w:pPr>
-      <w:proofErr w:type="spellStart"/>
-      <w:r>
-        <w:rPr>
-          <w:rFonts w:eastAsia="Times New Roman" w:cs="Times New Roman"/>
-          <w:szCs w:val="24"/>
+          <w:highlight w:val="green"/>
+          <w:lang w:eastAsia="en-IN"/>
+        </w:rPr>
+      </w:pPr>
+      <w:r>
+        <w:rPr>
+          <w:rFonts w:eastAsia="Times New Roman" w:cs="Times New Roman"/>
+          <w:szCs w:val="24"/>
+          <w:highlight w:val="green"/>
           <w:lang w:eastAsia="en-IN"/>
         </w:rPr>
         <w:t>Bettiah</w:t>
       </w:r>
-      <w:proofErr w:type="spellEnd"/>
     </w:p>
     <w:p>
       <w:pPr>
@@ -350,6 +354,7 @@
           <w:bCs/>
           <w:sz w:val="27"/>
           <w:szCs w:val="27"/>
+          <w:highlight w:val="green"/>
           <w:lang w:eastAsia="en-IN"/>
         </w:rPr>
       </w:pPr>
@@ -360,6 +365,7 @@
           <w:bCs/>
           <w:sz w:val="27"/>
           <w:szCs w:val="27"/>
+          <w:highlight w:val="green"/>
           <w:lang w:eastAsia="en-IN"/>
         </w:rPr>
         <w:t>3. Saran Division</w:t>
@@ -375,19 +381,19 @@
         <w:rPr>
           <w:rFonts w:eastAsia="Times New Roman" w:cs="Times New Roman"/>
           <w:szCs w:val="24"/>
-          <w:lang w:eastAsia="en-IN"/>
-        </w:rPr>
-      </w:pPr>
-      <w:proofErr w:type="spellStart"/>
-      <w:r>
-        <w:rPr>
-          <w:rFonts w:eastAsia="Times New Roman" w:cs="Times New Roman"/>
-          <w:szCs w:val="24"/>
+          <w:highlight w:val="green"/>
+          <w:lang w:eastAsia="en-IN"/>
+        </w:rPr>
+      </w:pPr>
+      <w:r>
+        <w:rPr>
+          <w:rFonts w:eastAsia="Times New Roman" w:cs="Times New Roman"/>
+          <w:szCs w:val="24"/>
+          <w:highlight w:val="green"/>
           <w:lang w:eastAsia="en-IN"/>
         </w:rPr>
         <w:t>Chhapra</w:t>
       </w:r>
-      <w:proofErr w:type="spellEnd"/>
     </w:p>
     <w:p>
       <w:pPr>
@@ -399,13 +405,15 @@
         <w:rPr>
           <w:rFonts w:eastAsia="Times New Roman" w:cs="Times New Roman"/>
           <w:szCs w:val="24"/>
-          <w:lang w:eastAsia="en-IN"/>
-        </w:rPr>
-      </w:pPr>
-      <w:r>
-        <w:rPr>
-          <w:rFonts w:eastAsia="Times New Roman" w:cs="Times New Roman"/>
-          <w:szCs w:val="24"/>
+          <w:highlight w:val="green"/>
+          <w:lang w:eastAsia="en-IN"/>
+        </w:rPr>
+      </w:pPr>
+      <w:r>
+        <w:rPr>
+          <w:rFonts w:eastAsia="Times New Roman" w:cs="Times New Roman"/>
+          <w:szCs w:val="24"/>
+          <w:highlight w:val="green"/>
           <w:lang w:eastAsia="en-IN"/>
         </w:rPr>
         <w:t>Siwan</w:t>
@@ -421,13 +429,15 @@
         <w:rPr>
           <w:rFonts w:eastAsia="Times New Roman" w:cs="Times New Roman"/>
           <w:szCs w:val="24"/>
-          <w:lang w:eastAsia="en-IN"/>
-        </w:rPr>
-      </w:pPr>
-      <w:r>
-        <w:rPr>
-          <w:rFonts w:eastAsia="Times New Roman" w:cs="Times New Roman"/>
-          <w:szCs w:val="24"/>
+          <w:highlight w:val="green"/>
+          <w:lang w:eastAsia="en-IN"/>
+        </w:rPr>
+      </w:pPr>
+      <w:r>
+        <w:rPr>
+          <w:rFonts w:eastAsia="Times New Roman" w:cs="Times New Roman"/>
+          <w:szCs w:val="24"/>
+          <w:highlight w:val="green"/>
           <w:lang w:eastAsia="en-IN"/>
         </w:rPr>
         <w:t>Gopalganj</w:t>
@@ -443,6 +453,7 @@
           <w:bCs/>
           <w:sz w:val="27"/>
           <w:szCs w:val="27"/>
+          <w:highlight w:val="green"/>
           <w:lang w:eastAsia="en-IN"/>
         </w:rPr>
       </w:pPr>
@@ -453,6 +464,7 @@
           <w:bCs/>
           <w:sz w:val="27"/>
           <w:szCs w:val="27"/>
+          <w:highlight w:val="green"/>
           <w:lang w:eastAsia="en-IN"/>
         </w:rPr>
         <w:t>4. Darbhanga Division</w:t>
@@ -468,13 +480,15 @@
         <w:rPr>
           <w:rFonts w:eastAsia="Times New Roman" w:cs="Times New Roman"/>
           <w:szCs w:val="24"/>
-          <w:lang w:eastAsia="en-IN"/>
-        </w:rPr>
-      </w:pPr>
-      <w:r>
-        <w:rPr>
-          <w:rFonts w:eastAsia="Times New Roman" w:cs="Times New Roman"/>
-          <w:szCs w:val="24"/>
+          <w:highlight w:val="green"/>
+          <w:lang w:eastAsia="en-IN"/>
+        </w:rPr>
+      </w:pPr>
+      <w:r>
+        <w:rPr>
+          <w:rFonts w:eastAsia="Times New Roman" w:cs="Times New Roman"/>
+          <w:szCs w:val="24"/>
+          <w:highlight w:val="green"/>
           <w:lang w:eastAsia="en-IN"/>
         </w:rPr>
         <w:t>Darbhanga</w:t>
@@ -490,19 +504,19 @@
         <w:rPr>
           <w:rFonts w:eastAsia="Times New Roman" w:cs="Times New Roman"/>
           <w:szCs w:val="24"/>
-          <w:lang w:eastAsia="en-IN"/>
-        </w:rPr>
-      </w:pPr>
-      <w:proofErr w:type="spellStart"/>
-      <w:r>
-        <w:rPr>
-          <w:rFonts w:eastAsia="Times New Roman" w:cs="Times New Roman"/>
-          <w:szCs w:val="24"/>
+          <w:highlight w:val="green"/>
+          <w:lang w:eastAsia="en-IN"/>
+        </w:rPr>
+      </w:pPr>
+      <w:r>
+        <w:rPr>
+          <w:rFonts w:eastAsia="Times New Roman" w:cs="Times New Roman"/>
+          <w:szCs w:val="24"/>
+          <w:highlight w:val="green"/>
           <w:lang w:eastAsia="en-IN"/>
         </w:rPr>
         <w:t>Madhubani</w:t>
       </w:r>
-      <w:proofErr w:type="spellEnd"/>
     </w:p>
     <w:p>
       <w:pPr>
@@ -514,19 +528,19 @@
         <w:rPr>
           <w:rFonts w:eastAsia="Times New Roman" w:cs="Times New Roman"/>
           <w:szCs w:val="24"/>
-          <w:lang w:eastAsia="en-IN"/>
-        </w:rPr>
-      </w:pPr>
-      <w:proofErr w:type="spellStart"/>
-      <w:r>
-        <w:rPr>
-          <w:rFonts w:eastAsia="Times New Roman" w:cs="Times New Roman"/>
-          <w:szCs w:val="24"/>
+          <w:highlight w:val="green"/>
+          <w:lang w:eastAsia="en-IN"/>
+        </w:rPr>
+      </w:pPr>
+      <w:r>
+        <w:rPr>
+          <w:rFonts w:eastAsia="Times New Roman" w:cs="Times New Roman"/>
+          <w:szCs w:val="24"/>
+          <w:highlight w:val="green"/>
           <w:lang w:eastAsia="en-IN"/>
         </w:rPr>
         <w:t>Samastipur</w:t>
       </w:r>
-      <w:proofErr w:type="spellEnd"/>
     </w:p>
     <w:p>
       <w:pPr>
@@ -538,6 +552,7 @@
           <w:bCs/>
           <w:sz w:val="27"/>
           <w:szCs w:val="27"/>
+          <w:highlight w:val="green"/>
           <w:lang w:eastAsia="en-IN"/>
         </w:rPr>
       </w:pPr>
@@ -548,23 +563,146 @@
           <w:bCs/>
           <w:sz w:val="27"/>
           <w:szCs w:val="27"/>
-          <w:lang w:eastAsia="en-IN"/>
-        </w:rPr>
-        <w:t xml:space="preserve">5. </w:t>
-      </w:r>
-      <w:proofErr w:type="spellStart"/>
-      <w:r>
+          <w:highlight w:val="green"/>
+          <w:lang w:eastAsia="en-IN"/>
+        </w:rPr>
+        <w:t>5. Kosi Division</w:t>
+      </w:r>
+    </w:p>
+    <w:p>
+      <w:pPr>
+        <w:numPr>
+          <w:ilvl w:val="0"/>
+          <w:numId w:val="5"/>
+        </w:numPr>
+        <w:spacing w:before="100" w:beforeAutospacing="1" w:after="100" w:afterAutospacing="1" w:line="240" w:lineRule="auto"/>
+        <w:rPr>
+          <w:rFonts w:eastAsia="Times New Roman" w:cs="Times New Roman"/>
+          <w:szCs w:val="24"/>
+          <w:highlight w:val="green"/>
+          <w:lang w:eastAsia="en-IN"/>
+        </w:rPr>
+      </w:pPr>
+      <w:r>
+        <w:rPr>
+          <w:rFonts w:eastAsia="Times New Roman" w:cs="Times New Roman"/>
+          <w:szCs w:val="24"/>
+          <w:highlight w:val="green"/>
+          <w:lang w:eastAsia="en-IN"/>
+        </w:rPr>
+        <w:t>Saharsa</w:t>
+      </w:r>
+    </w:p>
+    <w:p>
+      <w:pPr>
+        <w:numPr>
+          <w:ilvl w:val="0"/>
+          <w:numId w:val="5"/>
+        </w:numPr>
+        <w:spacing w:before="100" w:beforeAutospacing="1" w:after="100" w:afterAutospacing="1" w:line="240" w:lineRule="auto"/>
+        <w:rPr>
+          <w:rFonts w:eastAsia="Times New Roman" w:cs="Times New Roman"/>
+          <w:szCs w:val="24"/>
+          <w:highlight w:val="green"/>
+          <w:lang w:eastAsia="en-IN"/>
+        </w:rPr>
+      </w:pPr>
+      <w:r>
+        <w:rPr>
+          <w:rFonts w:eastAsia="Times New Roman" w:cs="Times New Roman"/>
+          <w:szCs w:val="24"/>
+          <w:highlight w:val="green"/>
+          <w:lang w:eastAsia="en-IN"/>
+        </w:rPr>
+        <w:t>Supaul</w:t>
+      </w:r>
+    </w:p>
+    <w:p>
+      <w:pPr>
+        <w:numPr>
+          <w:ilvl w:val="0"/>
+          <w:numId w:val="5"/>
+        </w:numPr>
+        <w:spacing w:before="100" w:beforeAutospacing="1" w:after="100" w:afterAutospacing="1" w:line="240" w:lineRule="auto"/>
+        <w:rPr>
+          <w:rFonts w:eastAsia="Times New Roman" w:cs="Times New Roman"/>
+          <w:szCs w:val="24"/>
+          <w:highlight w:val="green"/>
+          <w:lang w:eastAsia="en-IN"/>
+        </w:rPr>
+      </w:pPr>
+      <w:r>
+        <w:rPr>
+          <w:rFonts w:eastAsia="Times New Roman" w:cs="Times New Roman"/>
+          <w:szCs w:val="24"/>
+          <w:highlight w:val="green"/>
+          <w:lang w:eastAsia="en-IN"/>
+        </w:rPr>
+        <w:t>Madhepura</w:t>
+      </w:r>
+    </w:p>
+    <w:p>
+      <w:pPr>
+        <w:numPr>
+          <w:ilvl w:val="0"/>
+          <w:numId w:val="5"/>
+        </w:numPr>
+        <w:spacing w:before="100" w:beforeAutospacing="1" w:after="100" w:afterAutospacing="1" w:line="240" w:lineRule="auto"/>
+        <w:rPr>
+          <w:rFonts w:eastAsia="Times New Roman" w:cs="Times New Roman"/>
+          <w:szCs w:val="24"/>
+          <w:highlight w:val="green"/>
+          <w:lang w:eastAsia="en-IN"/>
+        </w:rPr>
+      </w:pPr>
+      <w:r>
+        <w:rPr>
+          <w:rFonts w:eastAsia="Times New Roman" w:cs="Times New Roman"/>
+          <w:szCs w:val="24"/>
+          <w:highlight w:val="green"/>
+          <w:lang w:eastAsia="en-IN"/>
+        </w:rPr>
+        <w:t>Araria</w:t>
+      </w:r>
+    </w:p>
+    <w:p>
+      <w:pPr>
+        <w:numPr>
+          <w:ilvl w:val="0"/>
+          <w:numId w:val="5"/>
+        </w:numPr>
+        <w:spacing w:before="100" w:beforeAutospacing="1" w:after="100" w:afterAutospacing="1" w:line="240" w:lineRule="auto"/>
+        <w:rPr>
+          <w:rFonts w:eastAsia="Times New Roman" w:cs="Times New Roman"/>
+          <w:szCs w:val="24"/>
+          <w:highlight w:val="green"/>
+          <w:lang w:eastAsia="en-IN"/>
+        </w:rPr>
+      </w:pPr>
+      <w:r>
+        <w:rPr>
+          <w:rFonts w:eastAsia="Times New Roman" w:cs="Times New Roman"/>
+          <w:szCs w:val="24"/>
+          <w:highlight w:val="green"/>
+          <w:lang w:eastAsia="en-IN"/>
+        </w:rPr>
+        <w:t>Kishanganj</w:t>
+      </w:r>
+    </w:p>
+    <w:p>
+      <w:pPr>
+        <w:spacing w:before="100" w:beforeAutospacing="1" w:after="100" w:afterAutospacing="1" w:line="240" w:lineRule="auto"/>
+        <w:outlineLvl w:val="2"/>
         <w:rPr>
           <w:rFonts w:eastAsia="Times New Roman" w:cs="Times New Roman"/>
           <w:b/>
           <w:bCs/>
           <w:sz w:val="27"/>
           <w:szCs w:val="27"/>
-          <w:lang w:eastAsia="en-IN"/>
-        </w:rPr>
-        <w:t>Kosi</w:t>
-      </w:r>
-      <w:proofErr w:type="spellEnd"/>
+          <w:highlight w:val="green"/>
+          <w:lang w:eastAsia="en-IN"/>
+        </w:rPr>
+      </w:pPr>
       <w:r>
         <w:rPr>
           <w:rFonts w:eastAsia="Times New Roman" w:cs="Times New Roman"/>
@@ -572,127 +710,106 @@
           <w:bCs/>
           <w:sz w:val="27"/>
           <w:szCs w:val="27"/>
-          <w:lang w:eastAsia="en-IN"/>
-        </w:rPr>
-        <w:t xml:space="preserve"> Division</w:t>
-      </w:r>
-    </w:p>
-    <w:p>
-      <w:pPr>
-        <w:numPr>
-          <w:ilvl w:val="0"/>
-          <w:numId w:val="5"/>
-        </w:numPr>
-        <w:spacing w:before="100" w:beforeAutospacing="1" w:after="100" w:afterAutospacing="1" w:line="240" w:lineRule="auto"/>
-        <w:rPr>
-          <w:rFonts w:eastAsia="Times New Roman" w:cs="Times New Roman"/>
-          <w:szCs w:val="24"/>
-          <w:lang w:eastAsia="en-IN"/>
-        </w:rPr>
-      </w:pPr>
-      <w:proofErr w:type="spellStart"/>
-      <w:r>
-        <w:rPr>
-          <w:rFonts w:eastAsia="Times New Roman" w:cs="Times New Roman"/>
-          <w:szCs w:val="24"/>
-          <w:lang w:eastAsia="en-IN"/>
-        </w:rPr>
-        <w:t>Saharsa</w:t>
-      </w:r>
-      <w:proofErr w:type="spellEnd"/>
-    </w:p>
-    <w:p>
-      <w:pPr>
-        <w:numPr>
-          <w:ilvl w:val="0"/>
-          <w:numId w:val="5"/>
-        </w:numPr>
-        <w:spacing w:before="100" w:beforeAutospacing="1" w:after="100" w:afterAutospacing="1" w:line="240" w:lineRule="auto"/>
-        <w:rPr>
-          <w:rFonts w:eastAsia="Times New Roman" w:cs="Times New Roman"/>
-          <w:szCs w:val="24"/>
-          <w:lang w:eastAsia="en-IN"/>
-        </w:rPr>
-      </w:pPr>
-      <w:proofErr w:type="spellStart"/>
-      <w:r>
-        <w:rPr>
-          <w:rFonts w:eastAsia="Times New Roman" w:cs="Times New Roman"/>
-          <w:szCs w:val="24"/>
-          <w:lang w:eastAsia="en-IN"/>
-        </w:rPr>
-        <w:t>Supaul</w:t>
-      </w:r>
-      <w:proofErr w:type="spellEnd"/>
-    </w:p>
-    <w:p>
-      <w:pPr>
-        <w:numPr>
-          <w:ilvl w:val="0"/>
-          <w:numId w:val="5"/>
-        </w:numPr>
-        <w:spacing w:before="100" w:beforeAutospacing="1" w:after="100" w:afterAutospacing="1" w:line="240" w:lineRule="auto"/>
-        <w:rPr>
-          <w:rFonts w:eastAsia="Times New Roman" w:cs="Times New Roman"/>
-          <w:szCs w:val="24"/>
-          <w:lang w:eastAsia="en-IN"/>
-        </w:rPr>
-      </w:pPr>
-      <w:proofErr w:type="spellStart"/>
-      <w:r>
-        <w:rPr>
-          <w:rFonts w:eastAsia="Times New Roman" w:cs="Times New Roman"/>
-          <w:szCs w:val="24"/>
-          <w:lang w:eastAsia="en-IN"/>
-        </w:rPr>
-        <w:t>Madhepura</w:t>
-      </w:r>
-      <w:proofErr w:type="spellEnd"/>
-    </w:p>
-    <w:p>
-      <w:pPr>
-        <w:numPr>
-          <w:ilvl w:val="0"/>
-          <w:numId w:val="5"/>
-        </w:numPr>
-        <w:spacing w:before="100" w:beforeAutospacing="1" w:after="100" w:afterAutospacing="1" w:line="240" w:lineRule="auto"/>
-        <w:rPr>
-          <w:rFonts w:eastAsia="Times New Roman" w:cs="Times New Roman"/>
-          <w:szCs w:val="24"/>
-          <w:lang w:eastAsia="en-IN"/>
-        </w:rPr>
-      </w:pPr>
-      <w:proofErr w:type="spellStart"/>
-      <w:r>
-        <w:rPr>
-          <w:rFonts w:eastAsia="Times New Roman" w:cs="Times New Roman"/>
-          <w:szCs w:val="24"/>
-          <w:lang w:eastAsia="en-IN"/>
-        </w:rPr>
-        <w:t>Araria</w:t>
-      </w:r>
-      <w:proofErr w:type="spellEnd"/>
-    </w:p>
-    <w:p>
-      <w:pPr>
-        <w:numPr>
-          <w:ilvl w:val="0"/>
-          <w:numId w:val="5"/>
-        </w:numPr>
-        <w:spacing w:before="100" w:beforeAutospacing="1" w:after="100" w:afterAutospacing="1" w:line="240" w:lineRule="auto"/>
-        <w:rPr>
-          <w:rFonts w:eastAsia="Times New Roman" w:cs="Times New Roman"/>
-          <w:szCs w:val="24"/>
-          <w:lang w:eastAsia="en-IN"/>
-        </w:rPr>
-      </w:pPr>
-      <w:r>
-        <w:rPr>
-          <w:rFonts w:eastAsia="Times New Roman" w:cs="Times New Roman"/>
-          <w:szCs w:val="24"/>
-          <w:lang w:eastAsia="en-IN"/>
-        </w:rPr>
-        <w:t>Kishanganj</w:t>
+          <w:highlight w:val="green"/>
+          <w:lang w:eastAsia="en-IN"/>
+        </w:rPr>
+        <w:t>6. Purnia Division</w:t>
+      </w:r>
+    </w:p>
+    <w:p>
+      <w:pPr>
+        <w:numPr>
+          <w:ilvl w:val="0"/>
+          <w:numId w:val="6"/>
+        </w:numPr>
+        <w:spacing w:before="100" w:beforeAutospacing="1" w:after="100" w:afterAutospacing="1" w:line="240" w:lineRule="auto"/>
+        <w:rPr>
+          <w:rFonts w:eastAsia="Times New Roman" w:cs="Times New Roman"/>
+          <w:szCs w:val="24"/>
+          <w:highlight w:val="green"/>
+          <w:lang w:eastAsia="en-IN"/>
+        </w:rPr>
+      </w:pPr>
+      <w:r>
+        <w:rPr>
+          <w:rFonts w:eastAsia="Times New Roman" w:cs="Times New Roman"/>
+          <w:szCs w:val="24"/>
+          <w:highlight w:val="green"/>
+          <w:lang w:eastAsia="en-IN"/>
+        </w:rPr>
+        <w:t>Purnia</w:t>
+      </w:r>
+    </w:p>
+    <w:p>
+      <w:pPr>
+        <w:numPr>
+          <w:ilvl w:val="0"/>
+          <w:numId w:val="6"/>
+        </w:numPr>
+        <w:spacing w:before="100" w:beforeAutospacing="1" w:after="100" w:afterAutospacing="1" w:line="240" w:lineRule="auto"/>
+        <w:rPr>
+          <w:rFonts w:eastAsia="Times New Roman" w:cs="Times New Roman"/>
+          <w:szCs w:val="24"/>
+          <w:highlight w:val="green"/>
+          <w:lang w:eastAsia="en-IN"/>
+        </w:rPr>
+      </w:pPr>
+      <w:r>
+        <w:rPr>
+          <w:rFonts w:eastAsia="Times New Roman" w:cs="Times New Roman"/>
+          <w:szCs w:val="24"/>
+          <w:highlight w:val="green"/>
+          <w:lang w:eastAsia="en-IN"/>
+        </w:rPr>
+        <w:t>Katihar</w:t>
+      </w:r>
+    </w:p>
+    <w:p>
+      <w:pPr>
+        <w:numPr>
+          <w:ilvl w:val="0"/>
+          <w:numId w:val="6"/>
+        </w:numPr>
+        <w:spacing w:before="100" w:beforeAutospacing="1" w:after="100" w:afterAutospacing="1" w:line="240" w:lineRule="auto"/>
+        <w:rPr>
+          <w:rFonts w:eastAsia="Times New Roman" w:cs="Times New Roman"/>
+          <w:szCs w:val="24"/>
+          <w:highlight w:val="green"/>
+          <w:lang w:eastAsia="en-IN"/>
+        </w:rPr>
+      </w:pPr>
+      <w:r>
+        <w:rPr>
+          <w:rFonts w:eastAsia="Times New Roman" w:cs="Times New Roman"/>
+          <w:szCs w:val="24"/>
+          <w:highlight w:val="green"/>
+          <w:lang w:eastAsia="en-IN"/>
+        </w:rPr>
+        <w:t>Bhagalpur</w:t>
+      </w:r>
+    </w:p>
+    <w:p>
+      <w:pPr>
+        <w:numPr>
+          <w:ilvl w:val="0"/>
+          <w:numId w:val="6"/>
+        </w:numPr>
+        <w:spacing w:before="100" w:beforeAutospacing="1" w:after="100" w:afterAutospacing="1" w:line="240" w:lineRule="auto"/>
+        <w:rPr>
+          <w:rFonts w:eastAsia="Times New Roman" w:cs="Times New Roman"/>
+          <w:szCs w:val="24"/>
+          <w:highlight w:val="green"/>
+          <w:lang w:eastAsia="en-IN"/>
+        </w:rPr>
+      </w:pPr>
+      <w:r>
+        <w:rPr>
+          <w:rFonts w:eastAsia="Times New Roman" w:cs="Times New Roman"/>
+          <w:szCs w:val="24"/>
+          <w:highlight w:val="green"/>
+          <w:lang w:eastAsia="en-IN"/>
+        </w:rPr>
+        <w:t>Banka</w:t>
       </w:r>
     </w:p>
     <w:p>
@@ -705,6 +822,7 @@
           <w:bCs/>
           <w:sz w:val="27"/>
           <w:szCs w:val="27"/>
+          <w:highlight w:val="green"/>
           <w:lang w:eastAsia="en-IN"/>
         </w:rPr>
       </w:pPr>
@@ -715,23 +833,123 @@
           <w:bCs/>
           <w:sz w:val="27"/>
           <w:szCs w:val="27"/>
-          <w:lang w:eastAsia="en-IN"/>
-        </w:rPr>
-        <w:t xml:space="preserve">6. </w:t>
-      </w:r>
-      <w:proofErr w:type="spellStart"/>
-      <w:r>
+          <w:highlight w:val="green"/>
+          <w:lang w:eastAsia="en-IN"/>
+        </w:rPr>
+        <w:t>7. Munger Division</w:t>
+      </w:r>
+    </w:p>
+    <w:p>
+      <w:pPr>
+        <w:numPr>
+          <w:ilvl w:val="0"/>
+          <w:numId w:val="7"/>
+        </w:numPr>
+        <w:spacing w:before="100" w:beforeAutospacing="1" w:after="100" w:afterAutospacing="1" w:line="240" w:lineRule="auto"/>
+        <w:rPr>
+          <w:rFonts w:eastAsia="Times New Roman" w:cs="Times New Roman"/>
+          <w:szCs w:val="24"/>
+          <w:highlight w:val="green"/>
+          <w:lang w:eastAsia="en-IN"/>
+        </w:rPr>
+      </w:pPr>
+      <w:r>
+        <w:rPr>
+          <w:rFonts w:eastAsia="Times New Roman" w:cs="Times New Roman"/>
+          <w:szCs w:val="24"/>
+          <w:highlight w:val="green"/>
+          <w:lang w:eastAsia="en-IN"/>
+        </w:rPr>
+        <w:t>Munger</w:t>
+      </w:r>
+    </w:p>
+    <w:p>
+      <w:pPr>
+        <w:numPr>
+          <w:ilvl w:val="0"/>
+          <w:numId w:val="7"/>
+        </w:numPr>
+        <w:spacing w:before="100" w:beforeAutospacing="1" w:after="100" w:afterAutospacing="1" w:line="240" w:lineRule="auto"/>
+        <w:rPr>
+          <w:rFonts w:eastAsia="Times New Roman" w:cs="Times New Roman"/>
+          <w:szCs w:val="24"/>
+          <w:highlight w:val="green"/>
+          <w:lang w:eastAsia="en-IN"/>
+        </w:rPr>
+      </w:pPr>
+      <w:r>
+        <w:rPr>
+          <w:rFonts w:eastAsia="Times New Roman" w:cs="Times New Roman"/>
+          <w:szCs w:val="24"/>
+          <w:highlight w:val="green"/>
+          <w:lang w:eastAsia="en-IN"/>
+        </w:rPr>
+        <w:t>Lakhisarai</w:t>
+      </w:r>
+    </w:p>
+    <w:p>
+      <w:pPr>
+        <w:numPr>
+          <w:ilvl w:val="0"/>
+          <w:numId w:val="7"/>
+        </w:numPr>
+        <w:spacing w:before="100" w:beforeAutospacing="1" w:after="100" w:afterAutospacing="1" w:line="240" w:lineRule="auto"/>
+        <w:rPr>
+          <w:rFonts w:eastAsia="Times New Roman" w:cs="Times New Roman"/>
+          <w:szCs w:val="24"/>
+          <w:highlight w:val="green"/>
+          <w:lang w:eastAsia="en-IN"/>
+        </w:rPr>
+      </w:pPr>
+      <w:r>
+        <w:rPr>
+          <w:rFonts w:eastAsia="Times New Roman" w:cs="Times New Roman"/>
+          <w:szCs w:val="24"/>
+          <w:highlight w:val="green"/>
+          <w:lang w:eastAsia="en-IN"/>
+        </w:rPr>
+        <w:lastRenderedPageBreak/>
+        <w:t>Jamui</w:t>
+      </w:r>
+    </w:p>
+    <w:p>
+      <w:pPr>
+        <w:numPr>
+          <w:ilvl w:val="0"/>
+          <w:numId w:val="7"/>
+        </w:numPr>
+        <w:spacing w:before="100" w:beforeAutospacing="1" w:after="100" w:afterAutospacing="1" w:line="240" w:lineRule="auto"/>
+        <w:rPr>
+          <w:rFonts w:eastAsia="Times New Roman" w:cs="Times New Roman"/>
+          <w:szCs w:val="24"/>
+          <w:highlight w:val="green"/>
+          <w:lang w:eastAsia="en-IN"/>
+        </w:rPr>
+      </w:pPr>
+      <w:r>
+        <w:rPr>
+          <w:rFonts w:eastAsia="Times New Roman" w:cs="Times New Roman"/>
+          <w:szCs w:val="24"/>
+          <w:highlight w:val="green"/>
+          <w:lang w:eastAsia="en-IN"/>
+        </w:rPr>
+        <w:t>Sheikhpura</w:t>
+      </w:r>
+    </w:p>
+    <w:p>
+      <w:pPr>
+        <w:spacing w:before="100" w:beforeAutospacing="1" w:after="100" w:afterAutospacing="1" w:line="240" w:lineRule="auto"/>
+        <w:outlineLvl w:val="2"/>
         <w:rPr>
           <w:rFonts w:eastAsia="Times New Roman" w:cs="Times New Roman"/>
           <w:b/>
           <w:bCs/>
           <w:sz w:val="27"/>
           <w:szCs w:val="27"/>
-          <w:lang w:eastAsia="en-IN"/>
-        </w:rPr>
-        <w:t>Purnia</w:t>
-      </w:r>
-      <w:proofErr w:type="spellEnd"/>
+          <w:highlight w:val="green"/>
+          <w:lang w:eastAsia="en-IN"/>
+        </w:rPr>
+      </w:pPr>
       <w:r>
         <w:rPr>
           <w:rFonts w:eastAsia="Times New Roman" w:cs="Times New Roman"/>
@@ -739,252 +957,19 @@
           <w:bCs/>
           <w:sz w:val="27"/>
           <w:szCs w:val="27"/>
-          <w:lang w:eastAsia="en-IN"/>
-        </w:rPr>
-        <w:t xml:space="preserve"> Division</w:t>
-      </w:r>
-    </w:p>
-    <w:p>
-      <w:pPr>
-        <w:numPr>
-          <w:ilvl w:val="0"/>
-          <w:numId w:val="6"/>
-        </w:numPr>
-        <w:spacing w:before="100" w:beforeAutospacing="1" w:after="100" w:afterAutospacing="1" w:line="240" w:lineRule="auto"/>
-        <w:rPr>
-          <w:rFonts w:eastAsia="Times New Roman" w:cs="Times New Roman"/>
-          <w:szCs w:val="24"/>
-          <w:lang w:eastAsia="en-IN"/>
-        </w:rPr>
-      </w:pPr>
-      <w:proofErr w:type="spellStart"/>
-      <w:r>
-        <w:rPr>
-          <w:rFonts w:eastAsia="Times New Roman" w:cs="Times New Roman"/>
-          <w:szCs w:val="24"/>
-          <w:lang w:eastAsia="en-IN"/>
-        </w:rPr>
-        <w:t>Purnia</w:t>
-      </w:r>
-      <w:proofErr w:type="spellEnd"/>
-    </w:p>
-    <w:p>
-      <w:pPr>
-        <w:numPr>
-          <w:ilvl w:val="0"/>
-          <w:numId w:val="6"/>
-        </w:numPr>
-        <w:spacing w:before="100" w:beforeAutospacing="1" w:after="100" w:afterAutospacing="1" w:line="240" w:lineRule="auto"/>
-        <w:rPr>
-          <w:rFonts w:eastAsia="Times New Roman" w:cs="Times New Roman"/>
-          <w:szCs w:val="24"/>
-          <w:lang w:eastAsia="en-IN"/>
-        </w:rPr>
-      </w:pPr>
-      <w:r>
-        <w:rPr>
-          <w:rFonts w:eastAsia="Times New Roman" w:cs="Times New Roman"/>
-          <w:szCs w:val="24"/>
-          <w:lang w:eastAsia="en-IN"/>
-        </w:rPr>
-        <w:t>Katihar</w:t>
-      </w:r>
-    </w:p>
-    <w:p>
-      <w:pPr>
-        <w:numPr>
-          <w:ilvl w:val="0"/>
-          <w:numId w:val="6"/>
-        </w:numPr>
-        <w:spacing w:before="100" w:beforeAutospacing="1" w:after="100" w:afterAutospacing="1" w:line="240" w:lineRule="auto"/>
-        <w:rPr>
-          <w:rFonts w:eastAsia="Times New Roman" w:cs="Times New Roman"/>
-          <w:szCs w:val="24"/>
-          <w:lang w:eastAsia="en-IN"/>
-        </w:rPr>
-      </w:pPr>
-      <w:r>
-        <w:rPr>
-          <w:rFonts w:eastAsia="Times New Roman" w:cs="Times New Roman"/>
-          <w:szCs w:val="24"/>
-          <w:lang w:eastAsia="en-IN"/>
-        </w:rPr>
-        <w:t>Bhagalpur</w:t>
-      </w:r>
-    </w:p>
-    <w:p>
-      <w:pPr>
-        <w:numPr>
-          <w:ilvl w:val="0"/>
-          <w:numId w:val="6"/>
-        </w:numPr>
-        <w:spacing w:before="100" w:beforeAutospacing="1" w:after="100" w:afterAutospacing="1" w:line="240" w:lineRule="auto"/>
-        <w:rPr>
-          <w:rFonts w:eastAsia="Times New Roman" w:cs="Times New Roman"/>
-          <w:szCs w:val="24"/>
-          <w:lang w:eastAsia="en-IN"/>
-        </w:rPr>
-      </w:pPr>
-      <w:r>
-        <w:rPr>
-          <w:rFonts w:eastAsia="Times New Roman" w:cs="Times New Roman"/>
-          <w:szCs w:val="24"/>
-          <w:lang w:eastAsia="en-IN"/>
-        </w:rPr>
-        <w:t>Banka</w:t>
-      </w:r>
-    </w:p>
-    <w:p>
-      <w:pPr>
-        <w:spacing w:before="100" w:beforeAutospacing="1" w:after="100" w:afterAutospacing="1" w:line="240" w:lineRule="auto"/>
-        <w:outlineLvl w:val="2"/>
+          <w:highlight w:val="green"/>
+          <w:lang w:eastAsia="en-IN"/>
+        </w:rPr>
+        <w:t>8</w:t>
+      </w:r>
+      <w:r>
         <w:rPr>
           <w:rFonts w:eastAsia="Times New Roman" w:cs="Times New Roman"/>
           <w:b/>
           <w:bCs/>
           <w:sz w:val="27"/>
           <w:szCs w:val="27"/>
-          <w:lang w:eastAsia="en-IN"/>
-        </w:rPr>
-      </w:pPr>
-      <w:r>
-        <w:rPr>
-          <w:rFonts w:eastAsia="Times New Roman" w:cs="Times New Roman"/>
-          <w:b/>
-          <w:bCs/>
-          <w:sz w:val="27"/>
-          <w:szCs w:val="27"/>
-          <w:lang w:eastAsia="en-IN"/>
-        </w:rPr>
-        <w:t>7. Munger Division</w:t>
-      </w:r>
-    </w:p>
-    <w:p>
-      <w:pPr>
-        <w:numPr>
-          <w:ilvl w:val="0"/>
-          <w:numId w:val="7"/>
-        </w:numPr>
-        <w:spacing w:before="100" w:beforeAutospacing="1" w:after="100" w:afterAutospacing="1" w:line="240" w:lineRule="auto"/>
-        <w:rPr>
-          <w:rFonts w:eastAsia="Times New Roman" w:cs="Times New Roman"/>
-          <w:szCs w:val="24"/>
-          <w:lang w:eastAsia="en-IN"/>
-        </w:rPr>
-      </w:pPr>
-      <w:r>
-        <w:rPr>
-          <w:rFonts w:eastAsia="Times New Roman" w:cs="Times New Roman"/>
-          <w:szCs w:val="24"/>
-          <w:lang w:eastAsia="en-IN"/>
-        </w:rPr>
-        <w:t>Munger</w:t>
-      </w:r>
-    </w:p>
-    <w:p>
-      <w:pPr>
-        <w:numPr>
-          <w:ilvl w:val="0"/>
-          <w:numId w:val="7"/>
-        </w:numPr>
-        <w:spacing w:before="100" w:beforeAutospacing="1" w:after="100" w:afterAutospacing="1" w:line="240" w:lineRule="auto"/>
-        <w:rPr>
-          <w:rFonts w:eastAsia="Times New Roman" w:cs="Times New Roman"/>
-          <w:szCs w:val="24"/>
-          <w:lang w:eastAsia="en-IN"/>
-        </w:rPr>
-      </w:pPr>
-      <w:proofErr w:type="spellStart"/>
-      <w:r>
-        <w:rPr>
-          <w:rFonts w:eastAsia="Times New Roman" w:cs="Times New Roman"/>
-          <w:szCs w:val="24"/>
-          <w:lang w:eastAsia="en-IN"/>
-        </w:rPr>
-        <w:t>Lakhisarai</w:t>
-      </w:r>
-      <w:proofErr w:type="spellEnd"/>
-    </w:p>
-    <w:p>
-      <w:pPr>
-        <w:numPr>
-          <w:ilvl w:val="0"/>
-          <w:numId w:val="7"/>
-        </w:numPr>
-        <w:spacing w:before="100" w:beforeAutospacing="1" w:after="100" w:afterAutospacing="1" w:line="240" w:lineRule="auto"/>
-        <w:rPr>
-          <w:rFonts w:eastAsia="Times New Roman" w:cs="Times New Roman"/>
-          <w:szCs w:val="24"/>
-          <w:lang w:eastAsia="en-IN"/>
-        </w:rPr>
-      </w:pPr>
-      <w:proofErr w:type="spellStart"/>
-      <w:r>
-        <w:rPr>
-          <w:rFonts w:eastAsia="Times New Roman" w:cs="Times New Roman"/>
-          <w:szCs w:val="24"/>
-          <w:lang w:eastAsia="en-IN"/>
-        </w:rPr>
-        <w:lastRenderedPageBreak/>
-        <w:t>Jamui</w:t>
-      </w:r>
-      <w:proofErr w:type="spellEnd"/>
-    </w:p>
-    <w:p>
-      <w:pPr>
-        <w:numPr>
-          <w:ilvl w:val="0"/>
-          <w:numId w:val="7"/>
-        </w:numPr>
-        <w:spacing w:before="100" w:beforeAutospacing="1" w:after="100" w:afterAutospacing="1" w:line="240" w:lineRule="auto"/>
-        <w:rPr>
-          <w:rFonts w:eastAsia="Times New Roman" w:cs="Times New Roman"/>
-          <w:szCs w:val="24"/>
-          <w:lang w:eastAsia="en-IN"/>
-        </w:rPr>
-      </w:pPr>
-      <w:proofErr w:type="spellStart"/>
-      <w:r>
-        <w:rPr>
-          <w:rFonts w:eastAsia="Times New Roman" w:cs="Times New Roman"/>
-          <w:szCs w:val="24"/>
-          <w:lang w:eastAsia="en-IN"/>
-        </w:rPr>
-        <w:t>Sheikhpura</w:t>
-      </w:r>
-      <w:proofErr w:type="spellEnd"/>
-    </w:p>
-    <w:p>
-      <w:pPr>
-        <w:spacing w:before="100" w:beforeAutospacing="1" w:after="100" w:afterAutospacing="1" w:line="240" w:lineRule="auto"/>
-        <w:outlineLvl w:val="2"/>
-        <w:rPr>
-          <w:rFonts w:eastAsia="Times New Roman" w:cs="Times New Roman"/>
-          <w:b/>
-          <w:bCs/>
-          <w:sz w:val="27"/>
-          <w:szCs w:val="27"/>
-          <w:lang w:eastAsia="en-IN"/>
-        </w:rPr>
-      </w:pPr>
-      <w:r>
-        <w:rPr>
-          <w:rFonts w:eastAsia="Times New Roman" w:cs="Times New Roman"/>
-          <w:b/>
-          <w:bCs/>
-          <w:sz w:val="27"/>
-          <w:szCs w:val="27"/>
-          <w:lang w:eastAsia="en-IN"/>
-        </w:rPr>
-        <w:t>8</w:t>
-      </w:r>
-      <w:r>
-        <w:rPr>
-          <w:rFonts w:eastAsia="Times New Roman" w:cs="Times New Roman"/>
-          <w:b/>
-          <w:bCs/>
-          <w:sz w:val="27"/>
-          <w:szCs w:val="27"/>
+          <w:highlight w:val="green"/>
           <w:lang w:eastAsia="en-IN"/>
         </w:rPr>
         <w:t>. Magadh Division</w:t>
@@ -1000,13 +985,15 @@
         <w:rPr>
           <w:rFonts w:eastAsia="Times New Roman" w:cs="Times New Roman"/>
           <w:szCs w:val="24"/>
-          <w:lang w:eastAsia="en-IN"/>
-        </w:rPr>
-      </w:pPr>
-      <w:r>
-        <w:rPr>
-          <w:rFonts w:eastAsia="Times New Roman" w:cs="Times New Roman"/>
-          <w:szCs w:val="24"/>
+          <w:highlight w:val="green"/>
+          <w:lang w:eastAsia="en-IN"/>
+        </w:rPr>
+      </w:pPr>
+      <w:r>
+        <w:rPr>
+          <w:rFonts w:eastAsia="Times New Roman" w:cs="Times New Roman"/>
+          <w:szCs w:val="24"/>
+          <w:highlight w:val="green"/>
           <w:lang w:eastAsia="en-IN"/>
         </w:rPr>
         <w:t>Gaya</w:t>
@@ -1022,13 +1009,15 @@
         <w:rPr>
           <w:rFonts w:eastAsia="Times New Roman" w:cs="Times New Roman"/>
           <w:szCs w:val="24"/>
-          <w:lang w:eastAsia="en-IN"/>
-        </w:rPr>
-      </w:pPr>
-      <w:r>
-        <w:rPr>
-          <w:rFonts w:eastAsia="Times New Roman" w:cs="Times New Roman"/>
-          <w:szCs w:val="24"/>
+          <w:highlight w:val="green"/>
+          <w:lang w:eastAsia="en-IN"/>
+        </w:rPr>
+      </w:pPr>
+      <w:r>
+        <w:rPr>
+          <w:rFonts w:eastAsia="Times New Roman" w:cs="Times New Roman"/>
+          <w:szCs w:val="24"/>
+          <w:highlight w:val="green"/>
           <w:lang w:eastAsia="en-IN"/>
         </w:rPr>
         <w:t>Aurangabad</w:t>
@@ -1044,19 +1033,19 @@
         <w:rPr>
           <w:rFonts w:eastAsia="Times New Roman" w:cs="Times New Roman"/>
           <w:szCs w:val="24"/>
-          <w:lang w:eastAsia="en-IN"/>
-        </w:rPr>
-      </w:pPr>
-      <w:proofErr w:type="spellStart"/>
-      <w:r>
-        <w:rPr>
-          <w:rFonts w:eastAsia="Times New Roman" w:cs="Times New Roman"/>
-          <w:szCs w:val="24"/>
+          <w:highlight w:val="green"/>
+          <w:lang w:eastAsia="en-IN"/>
+        </w:rPr>
+      </w:pPr>
+      <w:r>
+        <w:rPr>
+          <w:rFonts w:eastAsia="Times New Roman" w:cs="Times New Roman"/>
+          <w:szCs w:val="24"/>
+          <w:highlight w:val="green"/>
           <w:lang w:eastAsia="en-IN"/>
         </w:rPr>
         <w:t>Nawada</w:t>
       </w:r>
-      <w:proofErr w:type="spellEnd"/>
     </w:p>
     <w:p>
       <w:pPr>
@@ -1068,19 +1057,19 @@
         <w:rPr>
           <w:rFonts w:eastAsia="Times New Roman" w:cs="Times New Roman"/>
           <w:szCs w:val="24"/>
-          <w:lang w:eastAsia="en-IN"/>
-        </w:rPr>
-      </w:pPr>
-      <w:proofErr w:type="spellStart"/>
-      <w:r>
-        <w:rPr>
-          <w:rFonts w:eastAsia="Times New Roman" w:cs="Times New Roman"/>
-          <w:szCs w:val="24"/>
+          <w:highlight w:val="green"/>
+          <w:lang w:eastAsia="en-IN"/>
+        </w:rPr>
+      </w:pPr>
+      <w:r>
+        <w:rPr>
+          <w:rFonts w:eastAsia="Times New Roman" w:cs="Times New Roman"/>
+          <w:szCs w:val="24"/>
+          <w:highlight w:val="green"/>
           <w:lang w:eastAsia="en-IN"/>
         </w:rPr>
         <w:t>Jehanabad</w:t>
       </w:r>
-      <w:proofErr w:type="spellEnd"/>
     </w:p>
     <w:p>
       <w:pPr>
@@ -1092,19 +1081,19 @@
         <w:rPr>
           <w:rFonts w:eastAsia="Times New Roman" w:cs="Times New Roman"/>
           <w:szCs w:val="24"/>
-          <w:lang w:eastAsia="en-IN"/>
-        </w:rPr>
-      </w:pPr>
-      <w:proofErr w:type="spellStart"/>
-      <w:r>
-        <w:rPr>
-          <w:rFonts w:eastAsia="Times New Roman" w:cs="Times New Roman"/>
-          <w:szCs w:val="24"/>
+          <w:highlight w:val="green"/>
+          <w:lang w:eastAsia="en-IN"/>
+        </w:rPr>
+      </w:pPr>
+      <w:r>
+        <w:rPr>
+          <w:rFonts w:eastAsia="Times New Roman" w:cs="Times New Roman"/>
+          <w:szCs w:val="24"/>
+          <w:highlight w:val="green"/>
           <w:lang w:eastAsia="en-IN"/>
         </w:rPr>
         <w:t>Arwal</w:t>
       </w:r>
-      <w:proofErr w:type="spellEnd"/>
     </w:p>
     <w:p/>
     <w:sectPr>

--- a/Districts in Bihar.docx
+++ b/Districts in Bihar.docx
@@ -12,7 +12,6 @@
           <w:bCs/>
           <w:sz w:val="27"/>
           <w:szCs w:val="27"/>
-          <w:highlight w:val="green"/>
           <w:lang w:eastAsia="en-IN"/>
         </w:rPr>
       </w:pPr>
@@ -23,10 +22,33 @@
           <w:bCs/>
           <w:sz w:val="27"/>
           <w:szCs w:val="27"/>
+          <w:lang w:eastAsia="en-IN"/>
+        </w:rPr>
+        <w:t>1. Patna Division</w:t>
+      </w:r>
+    </w:p>
+    <w:p>
+      <w:pPr>
+        <w:numPr>
+          <w:ilvl w:val="0"/>
+          <w:numId w:val="1"/>
+        </w:numPr>
+        <w:spacing w:before="100" w:beforeAutospacing="1" w:after="100" w:afterAutospacing="1" w:line="240" w:lineRule="auto"/>
+        <w:rPr>
+          <w:rFonts w:eastAsia="Times New Roman" w:cs="Times New Roman"/>
+          <w:szCs w:val="24"/>
           <w:highlight w:val="green"/>
           <w:lang w:eastAsia="en-IN"/>
         </w:rPr>
-        <w:t>1. Patna Division</w:t>
+      </w:pPr>
+      <w:r>
+        <w:rPr>
+          <w:rFonts w:eastAsia="Times New Roman" w:cs="Times New Roman"/>
+          <w:szCs w:val="24"/>
+          <w:highlight w:val="green"/>
+          <w:lang w:eastAsia="en-IN"/>
+        </w:rPr>
+        <w:t>Patna</w:t>
       </w:r>
     </w:p>
     <w:p>
@@ -39,18 +61,16 @@
         <w:rPr>
           <w:rFonts w:eastAsia="Times New Roman" w:cs="Times New Roman"/>
           <w:szCs w:val="24"/>
-          <w:highlight w:val="green"/>
-          <w:lang w:eastAsia="en-IN"/>
-        </w:rPr>
-      </w:pPr>
-      <w:r>
-        <w:rPr>
-          <w:rFonts w:eastAsia="Times New Roman" w:cs="Times New Roman"/>
-          <w:szCs w:val="24"/>
-          <w:highlight w:val="green"/>
-          <w:lang w:eastAsia="en-IN"/>
-        </w:rPr>
-        <w:t>Patna</w:t>
+          <w:lang w:eastAsia="en-IN"/>
+        </w:rPr>
+      </w:pPr>
+      <w:r>
+        <w:rPr>
+          <w:rFonts w:eastAsia="Times New Roman" w:cs="Times New Roman"/>
+          <w:szCs w:val="24"/>
+          <w:lang w:eastAsia="en-IN"/>
+        </w:rPr>
+        <w:t>Nalanda</w:t>
       </w:r>
     </w:p>
     <w:p>
@@ -63,18 +83,16 @@
         <w:rPr>
           <w:rFonts w:eastAsia="Times New Roman" w:cs="Times New Roman"/>
           <w:szCs w:val="24"/>
-          <w:highlight w:val="green"/>
-          <w:lang w:eastAsia="en-IN"/>
-        </w:rPr>
-      </w:pPr>
-      <w:r>
-        <w:rPr>
-          <w:rFonts w:eastAsia="Times New Roman" w:cs="Times New Roman"/>
-          <w:szCs w:val="24"/>
-          <w:highlight w:val="green"/>
-          <w:lang w:eastAsia="en-IN"/>
-        </w:rPr>
-        <w:t>Nalanda</w:t>
+          <w:lang w:eastAsia="en-IN"/>
+        </w:rPr>
+      </w:pPr>
+      <w:r>
+        <w:rPr>
+          <w:rFonts w:eastAsia="Times New Roman" w:cs="Times New Roman"/>
+          <w:szCs w:val="24"/>
+          <w:lang w:eastAsia="en-IN"/>
+        </w:rPr>
+        <w:t>Bhojpur</w:t>
       </w:r>
     </w:p>
     <w:p>
@@ -87,18 +105,16 @@
         <w:rPr>
           <w:rFonts w:eastAsia="Times New Roman" w:cs="Times New Roman"/>
           <w:szCs w:val="24"/>
-          <w:highlight w:val="green"/>
-          <w:lang w:eastAsia="en-IN"/>
-        </w:rPr>
-      </w:pPr>
-      <w:r>
-        <w:rPr>
-          <w:rFonts w:eastAsia="Times New Roman" w:cs="Times New Roman"/>
-          <w:szCs w:val="24"/>
-          <w:highlight w:val="green"/>
-          <w:lang w:eastAsia="en-IN"/>
-        </w:rPr>
-        <w:t>Bhojpur</w:t>
+          <w:lang w:eastAsia="en-IN"/>
+        </w:rPr>
+      </w:pPr>
+      <w:r>
+        <w:rPr>
+          <w:rFonts w:eastAsia="Times New Roman" w:cs="Times New Roman"/>
+          <w:szCs w:val="24"/>
+          <w:lang w:eastAsia="en-IN"/>
+        </w:rPr>
+        <w:t>Buxar</w:t>
       </w:r>
     </w:p>
     <w:p>
@@ -111,18 +127,16 @@
         <w:rPr>
           <w:rFonts w:eastAsia="Times New Roman" w:cs="Times New Roman"/>
           <w:szCs w:val="24"/>
-          <w:highlight w:val="green"/>
-          <w:lang w:eastAsia="en-IN"/>
-        </w:rPr>
-      </w:pPr>
-      <w:r>
-        <w:rPr>
-          <w:rFonts w:eastAsia="Times New Roman" w:cs="Times New Roman"/>
-          <w:szCs w:val="24"/>
-          <w:highlight w:val="green"/>
-          <w:lang w:eastAsia="en-IN"/>
-        </w:rPr>
-        <w:t>Buxar</w:t>
+          <w:lang w:eastAsia="en-IN"/>
+        </w:rPr>
+      </w:pPr>
+      <w:r>
+        <w:rPr>
+          <w:rFonts w:eastAsia="Times New Roman" w:cs="Times New Roman"/>
+          <w:szCs w:val="24"/>
+          <w:lang w:eastAsia="en-IN"/>
+        </w:rPr>
+        <w:t>Rohtas</w:t>
       </w:r>
     </w:p>
     <w:p>
@@ -135,39 +149,13 @@
         <w:rPr>
           <w:rFonts w:eastAsia="Times New Roman" w:cs="Times New Roman"/>
           <w:szCs w:val="24"/>
-          <w:highlight w:val="green"/>
-          <w:lang w:eastAsia="en-IN"/>
-        </w:rPr>
-      </w:pPr>
-      <w:r>
-        <w:rPr>
-          <w:rFonts w:eastAsia="Times New Roman" w:cs="Times New Roman"/>
-          <w:szCs w:val="24"/>
-          <w:highlight w:val="green"/>
-          <w:lang w:eastAsia="en-IN"/>
-        </w:rPr>
-        <w:t>Rohtas</w:t>
-      </w:r>
-    </w:p>
-    <w:p>
-      <w:pPr>
-        <w:numPr>
-          <w:ilvl w:val="0"/>
-          <w:numId w:val="1"/>
-        </w:numPr>
-        <w:spacing w:before="100" w:beforeAutospacing="1" w:after="100" w:afterAutospacing="1" w:line="240" w:lineRule="auto"/>
-        <w:rPr>
-          <w:rFonts w:eastAsia="Times New Roman" w:cs="Times New Roman"/>
-          <w:szCs w:val="24"/>
-          <w:highlight w:val="green"/>
-          <w:lang w:eastAsia="en-IN"/>
-        </w:rPr>
-      </w:pPr>
-      <w:r>
-        <w:rPr>
-          <w:rFonts w:eastAsia="Times New Roman" w:cs="Times New Roman"/>
-          <w:szCs w:val="24"/>
-          <w:highlight w:val="green"/>
+          <w:lang w:eastAsia="en-IN"/>
+        </w:rPr>
+      </w:pPr>
+      <w:r>
+        <w:rPr>
+          <w:rFonts w:eastAsia="Times New Roman" w:cs="Times New Roman"/>
+          <w:szCs w:val="24"/>
           <w:lang w:eastAsia="en-IN"/>
         </w:rPr>
         <w:t>Kaimur</w:t>
@@ -183,7 +171,6 @@
           <w:bCs/>
           <w:sz w:val="27"/>
           <w:szCs w:val="27"/>
-          <w:highlight w:val="green"/>
           <w:lang w:eastAsia="en-IN"/>
         </w:rPr>
       </w:pPr>
@@ -194,7 +181,6 @@
           <w:bCs/>
           <w:sz w:val="27"/>
           <w:szCs w:val="27"/>
-          <w:highlight w:val="green"/>
           <w:lang w:eastAsia="en-IN"/>
         </w:rPr>
         <w:t>2. Muzaffarpur Division</w:t>
@@ -210,15 +196,13 @@
         <w:rPr>
           <w:rFonts w:eastAsia="Times New Roman" w:cs="Times New Roman"/>
           <w:szCs w:val="24"/>
-          <w:highlight w:val="green"/>
-          <w:lang w:eastAsia="en-IN"/>
-        </w:rPr>
-      </w:pPr>
-      <w:r>
-        <w:rPr>
-          <w:rFonts w:eastAsia="Times New Roman" w:cs="Times New Roman"/>
-          <w:szCs w:val="24"/>
-          <w:highlight w:val="green"/>
+          <w:lang w:eastAsia="en-IN"/>
+        </w:rPr>
+      </w:pPr>
+      <w:r>
+        <w:rPr>
+          <w:rFonts w:eastAsia="Times New Roman" w:cs="Times New Roman"/>
+          <w:szCs w:val="24"/>
           <w:lang w:eastAsia="en-IN"/>
         </w:rPr>
         <w:t>Muzaffarpur</w:t>
@@ -234,15 +218,13 @@
         <w:rPr>
           <w:rFonts w:eastAsia="Times New Roman" w:cs="Times New Roman"/>
           <w:szCs w:val="24"/>
-          <w:highlight w:val="green"/>
-          <w:lang w:eastAsia="en-IN"/>
-        </w:rPr>
-      </w:pPr>
-      <w:r>
-        <w:rPr>
-          <w:rFonts w:eastAsia="Times New Roman" w:cs="Times New Roman"/>
-          <w:szCs w:val="24"/>
-          <w:highlight w:val="green"/>
+          <w:lang w:eastAsia="en-IN"/>
+        </w:rPr>
+      </w:pPr>
+      <w:r>
+        <w:rPr>
+          <w:rFonts w:eastAsia="Times New Roman" w:cs="Times New Roman"/>
+          <w:szCs w:val="24"/>
           <w:lang w:eastAsia="en-IN"/>
         </w:rPr>
         <w:t>Vaishali</w:t>
@@ -258,15 +240,13 @@
         <w:rPr>
           <w:rFonts w:eastAsia="Times New Roman" w:cs="Times New Roman"/>
           <w:szCs w:val="24"/>
-          <w:highlight w:val="green"/>
-          <w:lang w:eastAsia="en-IN"/>
-        </w:rPr>
-      </w:pPr>
-      <w:r>
-        <w:rPr>
-          <w:rFonts w:eastAsia="Times New Roman" w:cs="Times New Roman"/>
-          <w:szCs w:val="24"/>
-          <w:highlight w:val="green"/>
+          <w:lang w:eastAsia="en-IN"/>
+        </w:rPr>
+      </w:pPr>
+      <w:r>
+        <w:rPr>
+          <w:rFonts w:eastAsia="Times New Roman" w:cs="Times New Roman"/>
+          <w:szCs w:val="24"/>
           <w:lang w:eastAsia="en-IN"/>
         </w:rPr>
         <w:t>Sitamarhi</w:t>
@@ -282,15 +262,13 @@
         <w:rPr>
           <w:rFonts w:eastAsia="Times New Roman" w:cs="Times New Roman"/>
           <w:szCs w:val="24"/>
-          <w:highlight w:val="green"/>
-          <w:lang w:eastAsia="en-IN"/>
-        </w:rPr>
-      </w:pPr>
-      <w:r>
-        <w:rPr>
-          <w:rFonts w:eastAsia="Times New Roman" w:cs="Times New Roman"/>
-          <w:szCs w:val="24"/>
-          <w:highlight w:val="green"/>
+          <w:lang w:eastAsia="en-IN"/>
+        </w:rPr>
+      </w:pPr>
+      <w:r>
+        <w:rPr>
+          <w:rFonts w:eastAsia="Times New Roman" w:cs="Times New Roman"/>
+          <w:szCs w:val="24"/>
           <w:lang w:eastAsia="en-IN"/>
         </w:rPr>
         <w:t>Sheohar</w:t>
@@ -306,15 +284,13 @@
         <w:rPr>
           <w:rFonts w:eastAsia="Times New Roman" w:cs="Times New Roman"/>
           <w:szCs w:val="24"/>
-          <w:highlight w:val="green"/>
-          <w:lang w:eastAsia="en-IN"/>
-        </w:rPr>
-      </w:pPr>
-      <w:r>
-        <w:rPr>
-          <w:rFonts w:eastAsia="Times New Roman" w:cs="Times New Roman"/>
-          <w:szCs w:val="24"/>
-          <w:highlight w:val="green"/>
+          <w:lang w:eastAsia="en-IN"/>
+        </w:rPr>
+      </w:pPr>
+      <w:r>
+        <w:rPr>
+          <w:rFonts w:eastAsia="Times New Roman" w:cs="Times New Roman"/>
+          <w:szCs w:val="24"/>
           <w:lang w:eastAsia="en-IN"/>
         </w:rPr>
         <w:t>Motihari</w:t>
@@ -330,15 +306,13 @@
         <w:rPr>
           <w:rFonts w:eastAsia="Times New Roman" w:cs="Times New Roman"/>
           <w:szCs w:val="24"/>
-          <w:highlight w:val="green"/>
-          <w:lang w:eastAsia="en-IN"/>
-        </w:rPr>
-      </w:pPr>
-      <w:r>
-        <w:rPr>
-          <w:rFonts w:eastAsia="Times New Roman" w:cs="Times New Roman"/>
-          <w:szCs w:val="24"/>
-          <w:highlight w:val="green"/>
+          <w:lang w:eastAsia="en-IN"/>
+        </w:rPr>
+      </w:pPr>
+      <w:r>
+        <w:rPr>
+          <w:rFonts w:eastAsia="Times New Roman" w:cs="Times New Roman"/>
+          <w:szCs w:val="24"/>
           <w:lang w:eastAsia="en-IN"/>
         </w:rPr>
         <w:t>Bettiah</w:t>
@@ -354,7 +328,6 @@
           <w:bCs/>
           <w:sz w:val="27"/>
           <w:szCs w:val="27"/>
-          <w:highlight w:val="green"/>
           <w:lang w:eastAsia="en-IN"/>
         </w:rPr>
       </w:pPr>
@@ -365,7 +338,6 @@
           <w:bCs/>
           <w:sz w:val="27"/>
           <w:szCs w:val="27"/>
-          <w:highlight w:val="green"/>
           <w:lang w:eastAsia="en-IN"/>
         </w:rPr>
         <w:t>3. Saran Division</w:t>
@@ -381,15 +353,13 @@
         <w:rPr>
           <w:rFonts w:eastAsia="Times New Roman" w:cs="Times New Roman"/>
           <w:szCs w:val="24"/>
-          <w:highlight w:val="green"/>
-          <w:lang w:eastAsia="en-IN"/>
-        </w:rPr>
-      </w:pPr>
-      <w:r>
-        <w:rPr>
-          <w:rFonts w:eastAsia="Times New Roman" w:cs="Times New Roman"/>
-          <w:szCs w:val="24"/>
-          <w:highlight w:val="green"/>
+          <w:lang w:eastAsia="en-IN"/>
+        </w:rPr>
+      </w:pPr>
+      <w:r>
+        <w:rPr>
+          <w:rFonts w:eastAsia="Times New Roman" w:cs="Times New Roman"/>
+          <w:szCs w:val="24"/>
           <w:lang w:eastAsia="en-IN"/>
         </w:rPr>
         <w:t>Chhapra</w:t>
@@ -405,15 +375,13 @@
         <w:rPr>
           <w:rFonts w:eastAsia="Times New Roman" w:cs="Times New Roman"/>
           <w:szCs w:val="24"/>
-          <w:highlight w:val="green"/>
-          <w:lang w:eastAsia="en-IN"/>
-        </w:rPr>
-      </w:pPr>
-      <w:r>
-        <w:rPr>
-          <w:rFonts w:eastAsia="Times New Roman" w:cs="Times New Roman"/>
-          <w:szCs w:val="24"/>
-          <w:highlight w:val="green"/>
+          <w:lang w:eastAsia="en-IN"/>
+        </w:rPr>
+      </w:pPr>
+      <w:r>
+        <w:rPr>
+          <w:rFonts w:eastAsia="Times New Roman" w:cs="Times New Roman"/>
+          <w:szCs w:val="24"/>
           <w:lang w:eastAsia="en-IN"/>
         </w:rPr>
         <w:t>Siwan</w:t>
@@ -429,15 +397,13 @@
         <w:rPr>
           <w:rFonts w:eastAsia="Times New Roman" w:cs="Times New Roman"/>
           <w:szCs w:val="24"/>
-          <w:highlight w:val="green"/>
-          <w:lang w:eastAsia="en-IN"/>
-        </w:rPr>
-      </w:pPr>
-      <w:r>
-        <w:rPr>
-          <w:rFonts w:eastAsia="Times New Roman" w:cs="Times New Roman"/>
-          <w:szCs w:val="24"/>
-          <w:highlight w:val="green"/>
+          <w:lang w:eastAsia="en-IN"/>
+        </w:rPr>
+      </w:pPr>
+      <w:r>
+        <w:rPr>
+          <w:rFonts w:eastAsia="Times New Roman" w:cs="Times New Roman"/>
+          <w:szCs w:val="24"/>
           <w:lang w:eastAsia="en-IN"/>
         </w:rPr>
         <w:t>Gopalganj</w:t>
@@ -453,7 +419,6 @@
           <w:bCs/>
           <w:sz w:val="27"/>
           <w:szCs w:val="27"/>
-          <w:highlight w:val="green"/>
           <w:lang w:eastAsia="en-IN"/>
         </w:rPr>
       </w:pPr>
@@ -464,7 +429,6 @@
           <w:bCs/>
           <w:sz w:val="27"/>
           <w:szCs w:val="27"/>
-          <w:highlight w:val="green"/>
           <w:lang w:eastAsia="en-IN"/>
         </w:rPr>
         <w:t>4. Darbhanga Division</w:t>
@@ -480,15 +444,13 @@
         <w:rPr>
           <w:rFonts w:eastAsia="Times New Roman" w:cs="Times New Roman"/>
           <w:szCs w:val="24"/>
-          <w:highlight w:val="green"/>
-          <w:lang w:eastAsia="en-IN"/>
-        </w:rPr>
-      </w:pPr>
-      <w:r>
-        <w:rPr>
-          <w:rFonts w:eastAsia="Times New Roman" w:cs="Times New Roman"/>
-          <w:szCs w:val="24"/>
-          <w:highlight w:val="green"/>
+          <w:lang w:eastAsia="en-IN"/>
+        </w:rPr>
+      </w:pPr>
+      <w:r>
+        <w:rPr>
+          <w:rFonts w:eastAsia="Times New Roman" w:cs="Times New Roman"/>
+          <w:szCs w:val="24"/>
           <w:lang w:eastAsia="en-IN"/>
         </w:rPr>
         <w:t>Darbhanga</w:t>
@@ -504,15 +466,13 @@
         <w:rPr>
           <w:rFonts w:eastAsia="Times New Roman" w:cs="Times New Roman"/>
           <w:szCs w:val="24"/>
-          <w:highlight w:val="green"/>
-          <w:lang w:eastAsia="en-IN"/>
-        </w:rPr>
-      </w:pPr>
-      <w:r>
-        <w:rPr>
-          <w:rFonts w:eastAsia="Times New Roman" w:cs="Times New Roman"/>
-          <w:szCs w:val="24"/>
-          <w:highlight w:val="green"/>
+          <w:lang w:eastAsia="en-IN"/>
+        </w:rPr>
+      </w:pPr>
+      <w:r>
+        <w:rPr>
+          <w:rFonts w:eastAsia="Times New Roman" w:cs="Times New Roman"/>
+          <w:szCs w:val="24"/>
           <w:lang w:eastAsia="en-IN"/>
         </w:rPr>
         <w:t>Madhubani</w:t>
@@ -528,15 +488,13 @@
         <w:rPr>
           <w:rFonts w:eastAsia="Times New Roman" w:cs="Times New Roman"/>
           <w:szCs w:val="24"/>
-          <w:highlight w:val="green"/>
-          <w:lang w:eastAsia="en-IN"/>
-        </w:rPr>
-      </w:pPr>
-      <w:r>
-        <w:rPr>
-          <w:rFonts w:eastAsia="Times New Roman" w:cs="Times New Roman"/>
-          <w:szCs w:val="24"/>
-          <w:highlight w:val="green"/>
+          <w:lang w:eastAsia="en-IN"/>
+        </w:rPr>
+      </w:pPr>
+      <w:r>
+        <w:rPr>
+          <w:rFonts w:eastAsia="Times New Roman" w:cs="Times New Roman"/>
+          <w:szCs w:val="24"/>
           <w:lang w:eastAsia="en-IN"/>
         </w:rPr>
         <w:t>Samastipur</w:t>
@@ -552,7 +510,6 @@
           <w:bCs/>
           <w:sz w:val="27"/>
           <w:szCs w:val="27"/>
-          <w:highlight w:val="green"/>
           <w:lang w:eastAsia="en-IN"/>
         </w:rPr>
       </w:pPr>
@@ -563,7 +520,6 @@
           <w:bCs/>
           <w:sz w:val="27"/>
           <w:szCs w:val="27"/>
-          <w:highlight w:val="green"/>
           <w:lang w:eastAsia="en-IN"/>
         </w:rPr>
         <w:t>5. Kosi Division</w:t>
@@ -579,15 +535,13 @@
         <w:rPr>
           <w:rFonts w:eastAsia="Times New Roman" w:cs="Times New Roman"/>
           <w:szCs w:val="24"/>
-          <w:highlight w:val="green"/>
-          <w:lang w:eastAsia="en-IN"/>
-        </w:rPr>
-      </w:pPr>
-      <w:r>
-        <w:rPr>
-          <w:rFonts w:eastAsia="Times New Roman" w:cs="Times New Roman"/>
-          <w:szCs w:val="24"/>
-          <w:highlight w:val="green"/>
+          <w:lang w:eastAsia="en-IN"/>
+        </w:rPr>
+      </w:pPr>
+      <w:r>
+        <w:rPr>
+          <w:rFonts w:eastAsia="Times New Roman" w:cs="Times New Roman"/>
+          <w:szCs w:val="24"/>
           <w:lang w:eastAsia="en-IN"/>
         </w:rPr>
         <w:t>Saharsa</w:t>
@@ -603,15 +557,13 @@
         <w:rPr>
           <w:rFonts w:eastAsia="Times New Roman" w:cs="Times New Roman"/>
           <w:szCs w:val="24"/>
-          <w:highlight w:val="green"/>
-          <w:lang w:eastAsia="en-IN"/>
-        </w:rPr>
-      </w:pPr>
-      <w:r>
-        <w:rPr>
-          <w:rFonts w:eastAsia="Times New Roman" w:cs="Times New Roman"/>
-          <w:szCs w:val="24"/>
-          <w:highlight w:val="green"/>
+          <w:lang w:eastAsia="en-IN"/>
+        </w:rPr>
+      </w:pPr>
+      <w:r>
+        <w:rPr>
+          <w:rFonts w:eastAsia="Times New Roman" w:cs="Times New Roman"/>
+          <w:szCs w:val="24"/>
           <w:lang w:eastAsia="en-IN"/>
         </w:rPr>
         <w:t>Supaul</w:t>
@@ -627,15 +579,13 @@
         <w:rPr>
           <w:rFonts w:eastAsia="Times New Roman" w:cs="Times New Roman"/>
           <w:szCs w:val="24"/>
-          <w:highlight w:val="green"/>
-          <w:lang w:eastAsia="en-IN"/>
-        </w:rPr>
-      </w:pPr>
-      <w:r>
-        <w:rPr>
-          <w:rFonts w:eastAsia="Times New Roman" w:cs="Times New Roman"/>
-          <w:szCs w:val="24"/>
-          <w:highlight w:val="green"/>
+          <w:lang w:eastAsia="en-IN"/>
+        </w:rPr>
+      </w:pPr>
+      <w:r>
+        <w:rPr>
+          <w:rFonts w:eastAsia="Times New Roman" w:cs="Times New Roman"/>
+          <w:szCs w:val="24"/>
           <w:lang w:eastAsia="en-IN"/>
         </w:rPr>
         <w:t>Madhepura</w:t>
@@ -651,15 +601,13 @@
         <w:rPr>
           <w:rFonts w:eastAsia="Times New Roman" w:cs="Times New Roman"/>
           <w:szCs w:val="24"/>
-          <w:highlight w:val="green"/>
-          <w:lang w:eastAsia="en-IN"/>
-        </w:rPr>
-      </w:pPr>
-      <w:r>
-        <w:rPr>
-          <w:rFonts w:eastAsia="Times New Roman" w:cs="Times New Roman"/>
-          <w:szCs w:val="24"/>
-          <w:highlight w:val="green"/>
+          <w:lang w:eastAsia="en-IN"/>
+        </w:rPr>
+      </w:pPr>
+      <w:r>
+        <w:rPr>
+          <w:rFonts w:eastAsia="Times New Roman" w:cs="Times New Roman"/>
+          <w:szCs w:val="24"/>
           <w:lang w:eastAsia="en-IN"/>
         </w:rPr>
         <w:t>Araria</w:t>
@@ -675,15 +623,13 @@
         <w:rPr>
           <w:rFonts w:eastAsia="Times New Roman" w:cs="Times New Roman"/>
           <w:szCs w:val="24"/>
-          <w:highlight w:val="green"/>
-          <w:lang w:eastAsia="en-IN"/>
-        </w:rPr>
-      </w:pPr>
-      <w:r>
-        <w:rPr>
-          <w:rFonts w:eastAsia="Times New Roman" w:cs="Times New Roman"/>
-          <w:szCs w:val="24"/>
-          <w:highlight w:val="green"/>
+          <w:lang w:eastAsia="en-IN"/>
+        </w:rPr>
+      </w:pPr>
+      <w:r>
+        <w:rPr>
+          <w:rFonts w:eastAsia="Times New Roman" w:cs="Times New Roman"/>
+          <w:szCs w:val="24"/>
           <w:lang w:eastAsia="en-IN"/>
         </w:rPr>
         <w:t>Kishanganj</w:t>
@@ -699,7 +645,6 @@
           <w:bCs/>
           <w:sz w:val="27"/>
           <w:szCs w:val="27"/>
-          <w:highlight w:val="green"/>
           <w:lang w:eastAsia="en-IN"/>
         </w:rPr>
       </w:pPr>
@@ -710,7 +655,6 @@
           <w:bCs/>
           <w:sz w:val="27"/>
           <w:szCs w:val="27"/>
-          <w:highlight w:val="green"/>
           <w:lang w:eastAsia="en-IN"/>
         </w:rPr>
         <w:t>6. Purnia Division</w:t>
@@ -726,15 +670,13 @@
         <w:rPr>
           <w:rFonts w:eastAsia="Times New Roman" w:cs="Times New Roman"/>
           <w:szCs w:val="24"/>
-          <w:highlight w:val="green"/>
-          <w:lang w:eastAsia="en-IN"/>
-        </w:rPr>
-      </w:pPr>
-      <w:r>
-        <w:rPr>
-          <w:rFonts w:eastAsia="Times New Roman" w:cs="Times New Roman"/>
-          <w:szCs w:val="24"/>
-          <w:highlight w:val="green"/>
+          <w:lang w:eastAsia="en-IN"/>
+        </w:rPr>
+      </w:pPr>
+      <w:r>
+        <w:rPr>
+          <w:rFonts w:eastAsia="Times New Roman" w:cs="Times New Roman"/>
+          <w:szCs w:val="24"/>
           <w:lang w:eastAsia="en-IN"/>
         </w:rPr>
         <w:t>Purnia</w:t>
@@ -750,15 +692,13 @@
         <w:rPr>
           <w:rFonts w:eastAsia="Times New Roman" w:cs="Times New Roman"/>
           <w:szCs w:val="24"/>
-          <w:highlight w:val="green"/>
-          <w:lang w:eastAsia="en-IN"/>
-        </w:rPr>
-      </w:pPr>
-      <w:r>
-        <w:rPr>
-          <w:rFonts w:eastAsia="Times New Roman" w:cs="Times New Roman"/>
-          <w:szCs w:val="24"/>
-          <w:highlight w:val="green"/>
+          <w:lang w:eastAsia="en-IN"/>
+        </w:rPr>
+      </w:pPr>
+      <w:r>
+        <w:rPr>
+          <w:rFonts w:eastAsia="Times New Roman" w:cs="Times New Roman"/>
+          <w:szCs w:val="24"/>
           <w:lang w:eastAsia="en-IN"/>
         </w:rPr>
         <w:t>Katihar</w:t>
@@ -774,15 +714,13 @@
         <w:rPr>
           <w:rFonts w:eastAsia="Times New Roman" w:cs="Times New Roman"/>
           <w:szCs w:val="24"/>
-          <w:highlight w:val="green"/>
-          <w:lang w:eastAsia="en-IN"/>
-        </w:rPr>
-      </w:pPr>
-      <w:r>
-        <w:rPr>
-          <w:rFonts w:eastAsia="Times New Roman" w:cs="Times New Roman"/>
-          <w:szCs w:val="24"/>
-          <w:highlight w:val="green"/>
+          <w:lang w:eastAsia="en-IN"/>
+        </w:rPr>
+      </w:pPr>
+      <w:r>
+        <w:rPr>
+          <w:rFonts w:eastAsia="Times New Roman" w:cs="Times New Roman"/>
+          <w:szCs w:val="24"/>
           <w:lang w:eastAsia="en-IN"/>
         </w:rPr>
         <w:t>Bhagalpur</w:t>
@@ -798,15 +736,13 @@
         <w:rPr>
           <w:rFonts w:eastAsia="Times New Roman" w:cs="Times New Roman"/>
           <w:szCs w:val="24"/>
-          <w:highlight w:val="green"/>
-          <w:lang w:eastAsia="en-IN"/>
-        </w:rPr>
-      </w:pPr>
-      <w:r>
-        <w:rPr>
-          <w:rFonts w:eastAsia="Times New Roman" w:cs="Times New Roman"/>
-          <w:szCs w:val="24"/>
-          <w:highlight w:val="green"/>
+          <w:lang w:eastAsia="en-IN"/>
+        </w:rPr>
+      </w:pPr>
+      <w:r>
+        <w:rPr>
+          <w:rFonts w:eastAsia="Times New Roman" w:cs="Times New Roman"/>
+          <w:szCs w:val="24"/>
           <w:lang w:eastAsia="en-IN"/>
         </w:rPr>
         <w:t>Banka</w:t>
@@ -822,7 +758,6 @@
           <w:bCs/>
           <w:sz w:val="27"/>
           <w:szCs w:val="27"/>
-          <w:highlight w:val="green"/>
           <w:lang w:eastAsia="en-IN"/>
         </w:rPr>
       </w:pPr>
@@ -833,7 +768,6 @@
           <w:bCs/>
           <w:sz w:val="27"/>
           <w:szCs w:val="27"/>
-          <w:highlight w:val="green"/>
           <w:lang w:eastAsia="en-IN"/>
         </w:rPr>
         <w:t>7. Munger Division</w:t>
@@ -849,15 +783,13 @@
         <w:rPr>
           <w:rFonts w:eastAsia="Times New Roman" w:cs="Times New Roman"/>
           <w:szCs w:val="24"/>
-          <w:highlight w:val="green"/>
-          <w:lang w:eastAsia="en-IN"/>
-        </w:rPr>
-      </w:pPr>
-      <w:r>
-        <w:rPr>
-          <w:rFonts w:eastAsia="Times New Roman" w:cs="Times New Roman"/>
-          <w:szCs w:val="24"/>
-          <w:highlight w:val="green"/>
+          <w:lang w:eastAsia="en-IN"/>
+        </w:rPr>
+      </w:pPr>
+      <w:r>
+        <w:rPr>
+          <w:rFonts w:eastAsia="Times New Roman" w:cs="Times New Roman"/>
+          <w:szCs w:val="24"/>
           <w:lang w:eastAsia="en-IN"/>
         </w:rPr>
         <w:t>Munger</w:t>
@@ -873,15 +805,13 @@
         <w:rPr>
           <w:rFonts w:eastAsia="Times New Roman" w:cs="Times New Roman"/>
           <w:szCs w:val="24"/>
-          <w:highlight w:val="green"/>
-          <w:lang w:eastAsia="en-IN"/>
-        </w:rPr>
-      </w:pPr>
-      <w:r>
-        <w:rPr>
-          <w:rFonts w:eastAsia="Times New Roman" w:cs="Times New Roman"/>
-          <w:szCs w:val="24"/>
-          <w:highlight w:val="green"/>
+          <w:lang w:eastAsia="en-IN"/>
+        </w:rPr>
+      </w:pPr>
+      <w:r>
+        <w:rPr>
+          <w:rFonts w:eastAsia="Times New Roman" w:cs="Times New Roman"/>
+          <w:szCs w:val="24"/>
           <w:lang w:eastAsia="en-IN"/>
         </w:rPr>
         <w:t>Lakhisarai</w:t>
@@ -897,15 +827,13 @@
         <w:rPr>
           <w:rFonts w:eastAsia="Times New Roman" w:cs="Times New Roman"/>
           <w:szCs w:val="24"/>
-          <w:highlight w:val="green"/>
-          <w:lang w:eastAsia="en-IN"/>
-        </w:rPr>
-      </w:pPr>
-      <w:r>
-        <w:rPr>
-          <w:rFonts w:eastAsia="Times New Roman" w:cs="Times New Roman"/>
-          <w:szCs w:val="24"/>
-          <w:highlight w:val="green"/>
+          <w:lang w:eastAsia="en-IN"/>
+        </w:rPr>
+      </w:pPr>
+      <w:r>
+        <w:rPr>
+          <w:rFonts w:eastAsia="Times New Roman" w:cs="Times New Roman"/>
+          <w:szCs w:val="24"/>
           <w:lang w:eastAsia="en-IN"/>
         </w:rPr>
         <w:lastRenderedPageBreak/>
@@ -922,15 +850,13 @@
         <w:rPr>
           <w:rFonts w:eastAsia="Times New Roman" w:cs="Times New Roman"/>
           <w:szCs w:val="24"/>
-          <w:highlight w:val="green"/>
-          <w:lang w:eastAsia="en-IN"/>
-        </w:rPr>
-      </w:pPr>
-      <w:r>
-        <w:rPr>
-          <w:rFonts w:eastAsia="Times New Roman" w:cs="Times New Roman"/>
-          <w:szCs w:val="24"/>
-          <w:highlight w:val="green"/>
+          <w:lang w:eastAsia="en-IN"/>
+        </w:rPr>
+      </w:pPr>
+      <w:r>
+        <w:rPr>
+          <w:rFonts w:eastAsia="Times New Roman" w:cs="Times New Roman"/>
+          <w:szCs w:val="24"/>
           <w:lang w:eastAsia="en-IN"/>
         </w:rPr>
         <w:t>Sheikhpura</w:t>
@@ -946,7 +872,6 @@
           <w:bCs/>
           <w:sz w:val="27"/>
           <w:szCs w:val="27"/>
-          <w:highlight w:val="green"/>
           <w:lang w:eastAsia="en-IN"/>
         </w:rPr>
       </w:pPr>
@@ -957,7 +882,6 @@
           <w:bCs/>
           <w:sz w:val="27"/>
           <w:szCs w:val="27"/>
-          <w:highlight w:val="green"/>
           <w:lang w:eastAsia="en-IN"/>
         </w:rPr>
         <w:t>8</w:t>
@@ -969,7 +893,6 @@
           <w:bCs/>
           <w:sz w:val="27"/>
           <w:szCs w:val="27"/>
-          <w:highlight w:val="green"/>
           <w:lang w:eastAsia="en-IN"/>
         </w:rPr>
         <w:t>. Magadh Division</w:t>
@@ -985,15 +908,13 @@
         <w:rPr>
           <w:rFonts w:eastAsia="Times New Roman" w:cs="Times New Roman"/>
           <w:szCs w:val="24"/>
-          <w:highlight w:val="green"/>
-          <w:lang w:eastAsia="en-IN"/>
-        </w:rPr>
-      </w:pPr>
-      <w:r>
-        <w:rPr>
-          <w:rFonts w:eastAsia="Times New Roman" w:cs="Times New Roman"/>
-          <w:szCs w:val="24"/>
-          <w:highlight w:val="green"/>
+          <w:lang w:eastAsia="en-IN"/>
+        </w:rPr>
+      </w:pPr>
+      <w:r>
+        <w:rPr>
+          <w:rFonts w:eastAsia="Times New Roman" w:cs="Times New Roman"/>
+          <w:szCs w:val="24"/>
           <w:lang w:eastAsia="en-IN"/>
         </w:rPr>
         <w:t>Gaya</w:t>
@@ -1009,15 +930,13 @@
         <w:rPr>
           <w:rFonts w:eastAsia="Times New Roman" w:cs="Times New Roman"/>
           <w:szCs w:val="24"/>
-          <w:highlight w:val="green"/>
-          <w:lang w:eastAsia="en-IN"/>
-        </w:rPr>
-      </w:pPr>
-      <w:r>
-        <w:rPr>
-          <w:rFonts w:eastAsia="Times New Roman" w:cs="Times New Roman"/>
-          <w:szCs w:val="24"/>
-          <w:highlight w:val="green"/>
+          <w:lang w:eastAsia="en-IN"/>
+        </w:rPr>
+      </w:pPr>
+      <w:r>
+        <w:rPr>
+          <w:rFonts w:eastAsia="Times New Roman" w:cs="Times New Roman"/>
+          <w:szCs w:val="24"/>
           <w:lang w:eastAsia="en-IN"/>
         </w:rPr>
         <w:t>Aurangabad</w:t>
@@ -1033,15 +952,13 @@
         <w:rPr>
           <w:rFonts w:eastAsia="Times New Roman" w:cs="Times New Roman"/>
           <w:szCs w:val="24"/>
-          <w:highlight w:val="green"/>
-          <w:lang w:eastAsia="en-IN"/>
-        </w:rPr>
-      </w:pPr>
-      <w:r>
-        <w:rPr>
-          <w:rFonts w:eastAsia="Times New Roman" w:cs="Times New Roman"/>
-          <w:szCs w:val="24"/>
-          <w:highlight w:val="green"/>
+          <w:lang w:eastAsia="en-IN"/>
+        </w:rPr>
+      </w:pPr>
+      <w:r>
+        <w:rPr>
+          <w:rFonts w:eastAsia="Times New Roman" w:cs="Times New Roman"/>
+          <w:szCs w:val="24"/>
           <w:lang w:eastAsia="en-IN"/>
         </w:rPr>
         <w:t>Nawada</w:t>
@@ -1057,15 +974,13 @@
         <w:rPr>
           <w:rFonts w:eastAsia="Times New Roman" w:cs="Times New Roman"/>
           <w:szCs w:val="24"/>
-          <w:highlight w:val="green"/>
-          <w:lang w:eastAsia="en-IN"/>
-        </w:rPr>
-      </w:pPr>
-      <w:r>
-        <w:rPr>
-          <w:rFonts w:eastAsia="Times New Roman" w:cs="Times New Roman"/>
-          <w:szCs w:val="24"/>
-          <w:highlight w:val="green"/>
+          <w:lang w:eastAsia="en-IN"/>
+        </w:rPr>
+      </w:pPr>
+      <w:r>
+        <w:rPr>
+          <w:rFonts w:eastAsia="Times New Roman" w:cs="Times New Roman"/>
+          <w:szCs w:val="24"/>
           <w:lang w:eastAsia="en-IN"/>
         </w:rPr>
         <w:t>Jehanabad</w:t>
@@ -1081,15 +996,13 @@
         <w:rPr>
           <w:rFonts w:eastAsia="Times New Roman" w:cs="Times New Roman"/>
           <w:szCs w:val="24"/>
-          <w:highlight w:val="green"/>
-          <w:lang w:eastAsia="en-IN"/>
-        </w:rPr>
-      </w:pPr>
-      <w:r>
-        <w:rPr>
-          <w:rFonts w:eastAsia="Times New Roman" w:cs="Times New Roman"/>
-          <w:szCs w:val="24"/>
-          <w:highlight w:val="green"/>
+          <w:lang w:eastAsia="en-IN"/>
+        </w:rPr>
+      </w:pPr>
+      <w:r>
+        <w:rPr>
+          <w:rFonts w:eastAsia="Times New Roman" w:cs="Times New Roman"/>
+          <w:szCs w:val="24"/>
           <w:lang w:eastAsia="en-IN"/>
         </w:rPr>
         <w:t>Arwal</w:t>
